--- a/docs/drtp_final_paper_closure_20260907/DRTP_MANUSCRIPT_EN_SUBMISSION_DRAFT.docx
+++ b/docs/drtp_final_paper_closure_20260907/DRTP_MANUSCRIPT_EN_SUBMISSION_DRAFT.docx
@@ -620,7 +620,7 @@
         <w:spacing w:before="180" w:after="80"/>
       </w:pPr>
       <w:r>
-        <w:t>Table 1. Mechanism comparison</w:t>
+        <w:t>Supplementary Table S1. Mechanism comparison</w:t>
       </w:r>
     </w:p>
     <w:tbl>
@@ -1473,6 +1473,715 @@
         <w:spacing w:before="180" w:after="80"/>
       </w:pPr>
       <w:r>
+        <w:t>Table 1. Experimental settings and matched controls</w:t>
+      </w:r>
+    </w:p>
+    <w:tbl>
+      <w:tblPr>
+        <w:tblStyle w:val="TableGrid"/>
+        <w:tblW w:type="auto" w:w="0"/>
+        <w:tblLayout w:type="autofit"/>
+        <w:tblLook w:firstColumn="1" w:firstRow="1" w:lastColumn="0" w:lastRow="0" w:noHBand="0" w:noVBand="1" w:val="04A0"/>
+      </w:tblPr>
+      <w:tblGrid>
+        <w:gridCol w:w="3173"/>
+        <w:gridCol w:w="3173"/>
+        <w:gridCol w:w="3173"/>
+      </w:tblGrid>
+      <w:tr>
+        <w:tc>
+          <w:tcPr>
+            <w:tcW w:type="dxa" w:w="3173"/>
+            <w:vAlign w:val="center"/>
+            <w:tcBorders>
+              <w:top w:val="single" w:sz="4" w:color="D9D9D9"/>
+              <w:left w:val="single" w:sz="4" w:color="D9D9D9"/>
+              <w:bottom w:val="single" w:sz="4" w:color="D9D9D9"/>
+              <w:right w:val="single" w:sz="4" w:color="D9D9D9"/>
+              <w:insideH w:val="single" w:sz="4" w:color="D9D9D9"/>
+              <w:insideV w:val="single" w:sz="4" w:color="D9D9D9"/>
+            </w:tcBorders>
+            <w:shd w:fill="1F4E78"/>
+          </w:tcPr>
+          <w:p>
+            <w:pPr>
+              <w:spacing w:after="40"/>
+              <w:jc w:val="center"/>
+            </w:pPr>
+            <w:r>
+              <w:rPr>
+                <w:rFonts w:ascii="宋体" w:hAnsi="宋体" w:eastAsia="宋体"/>
+                <w:b/>
+                <w:color w:val="FFFFFF"/>
+                <w:sz w:val="17"/>
+              </w:rPr>
+              <w:t>Item</w:t>
+            </w:r>
+          </w:p>
+        </w:tc>
+        <w:tc>
+          <w:tcPr>
+            <w:tcW w:type="dxa" w:w="3173"/>
+            <w:vAlign w:val="center"/>
+            <w:tcBorders>
+              <w:top w:val="single" w:sz="4" w:color="D9D9D9"/>
+              <w:left w:val="single" w:sz="4" w:color="D9D9D9"/>
+              <w:bottom w:val="single" w:sz="4" w:color="D9D9D9"/>
+              <w:right w:val="single" w:sz="4" w:color="D9D9D9"/>
+              <w:insideH w:val="single" w:sz="4" w:color="D9D9D9"/>
+              <w:insideV w:val="single" w:sz="4" w:color="D9D9D9"/>
+            </w:tcBorders>
+            <w:shd w:fill="1F4E78"/>
+          </w:tcPr>
+          <w:p>
+            <w:pPr>
+              <w:spacing w:after="40"/>
+              <w:jc w:val="center"/>
+            </w:pPr>
+            <w:r>
+              <w:rPr>
+                <w:rFonts w:ascii="宋体" w:hAnsi="宋体" w:eastAsia="宋体"/>
+                <w:b/>
+                <w:color w:val="FFFFFF"/>
+                <w:sz w:val="17"/>
+              </w:rPr>
+              <w:t>Fixed specification</w:t>
+            </w:r>
+          </w:p>
+        </w:tc>
+        <w:tc>
+          <w:tcPr>
+            <w:tcW w:type="dxa" w:w="3173"/>
+            <w:vAlign w:val="center"/>
+            <w:tcBorders>
+              <w:top w:val="single" w:sz="4" w:color="D9D9D9"/>
+              <w:left w:val="single" w:sz="4" w:color="D9D9D9"/>
+              <w:bottom w:val="single" w:sz="4" w:color="D9D9D9"/>
+              <w:right w:val="single" w:sz="4" w:color="D9D9D9"/>
+              <w:insideH w:val="single" w:sz="4" w:color="D9D9D9"/>
+              <w:insideV w:val="single" w:sz="4" w:color="D9D9D9"/>
+            </w:tcBorders>
+            <w:shd w:fill="1F4E78"/>
+          </w:tcPr>
+          <w:p>
+            <w:pPr>
+              <w:spacing w:after="40"/>
+              <w:jc w:val="center"/>
+            </w:pPr>
+            <w:r>
+              <w:rPr>
+                <w:rFonts w:ascii="宋体" w:hAnsi="宋体" w:eastAsia="宋体"/>
+                <w:b/>
+                <w:color w:val="FFFFFF"/>
+                <w:sz w:val="17"/>
+              </w:rPr>
+              <w:t>Rationale for comparison</w:t>
+            </w:r>
+          </w:p>
+        </w:tc>
+      </w:tr>
+      <w:tr>
+        <w:tc>
+          <w:tcPr>
+            <w:tcW w:type="dxa" w:w="3173"/>
+            <w:vAlign w:val="center"/>
+            <w:tcBorders>
+              <w:top w:val="single" w:sz="4" w:color="D9D9D9"/>
+              <w:left w:val="single" w:sz="4" w:color="D9D9D9"/>
+              <w:bottom w:val="single" w:sz="4" w:color="D9D9D9"/>
+              <w:right w:val="single" w:sz="4" w:color="D9D9D9"/>
+              <w:insideH w:val="single" w:sz="4" w:color="D9D9D9"/>
+              <w:insideV w:val="single" w:sz="4" w:color="D9D9D9"/>
+            </w:tcBorders>
+          </w:tcPr>
+          <w:p>
+            <w:pPr>
+              <w:spacing w:after="40"/>
+              <w:jc w:val="center"/>
+            </w:pPr>
+            <w:r>
+              <w:rPr>
+                <w:rFonts w:ascii="宋体" w:hAnsi="宋体" w:eastAsia="宋体"/>
+                <w:sz w:val="17"/>
+              </w:rPr>
+              <w:t>Task</w:t>
+            </w:r>
+          </w:p>
+        </w:tc>
+        <w:tc>
+          <w:tcPr>
+            <w:tcW w:type="dxa" w:w="3173"/>
+            <w:vAlign w:val="center"/>
+            <w:tcBorders>
+              <w:top w:val="single" w:sz="4" w:color="D9D9D9"/>
+              <w:left w:val="single" w:sz="4" w:color="D9D9D9"/>
+              <w:bottom w:val="single" w:sz="4" w:color="D9D9D9"/>
+              <w:right w:val="single" w:sz="4" w:color="D9D9D9"/>
+              <w:insideH w:val="single" w:sz="4" w:color="D9D9D9"/>
+              <w:insideV w:val="single" w:sz="4" w:color="D9D9D9"/>
+            </w:tcBorders>
+          </w:tcPr>
+          <w:p>
+            <w:pPr>
+              <w:spacing w:after="40"/>
+              <w:jc w:val="left"/>
+            </w:pPr>
+            <w:r>
+              <w:rPr>
+                <w:rFonts w:ascii="宋体" w:hAnsi="宋体" w:eastAsia="宋体"/>
+                <w:sz w:val="17"/>
+              </w:rPr>
+              <w:t>Heterogeneous three-UAV cooperative interception under a frozen topology-failure support</w:t>
+            </w:r>
+          </w:p>
+        </w:tc>
+        <w:tc>
+          <w:tcPr>
+            <w:tcW w:type="dxa" w:w="3173"/>
+            <w:vAlign w:val="center"/>
+            <w:tcBorders>
+              <w:top w:val="single" w:sz="4" w:color="D9D9D9"/>
+              <w:left w:val="single" w:sz="4" w:color="D9D9D9"/>
+              <w:bottom w:val="single" w:sz="4" w:color="D9D9D9"/>
+              <w:right w:val="single" w:sz="4" w:color="D9D9D9"/>
+              <w:insideH w:val="single" w:sz="4" w:color="D9D9D9"/>
+              <w:insideV w:val="single" w:sz="4" w:color="D9D9D9"/>
+            </w:tcBorders>
+          </w:tcPr>
+          <w:p>
+            <w:pPr>
+              <w:spacing w:after="40"/>
+              <w:jc w:val="left"/>
+            </w:pPr>
+            <w:r>
+              <w:rPr>
+                <w:rFonts w:ascii="宋体" w:hAnsi="宋体" w:eastAsia="宋体"/>
+                <w:sz w:val="17"/>
+              </w:rPr>
+              <w:t>Evaluates role-dependent communication disruption without changing the task definition across methods</w:t>
+            </w:r>
+          </w:p>
+        </w:tc>
+      </w:tr>
+      <w:tr>
+        <w:tc>
+          <w:tcPr>
+            <w:tcW w:type="dxa" w:w="3173"/>
+            <w:vAlign w:val="center"/>
+            <w:tcBorders>
+              <w:top w:val="single" w:sz="4" w:color="D9D9D9"/>
+              <w:left w:val="single" w:sz="4" w:color="D9D9D9"/>
+              <w:bottom w:val="single" w:sz="4" w:color="D9D9D9"/>
+              <w:right w:val="single" w:sz="4" w:color="D9D9D9"/>
+              <w:insideH w:val="single" w:sz="4" w:color="D9D9D9"/>
+              <w:insideV w:val="single" w:sz="4" w:color="D9D9D9"/>
+            </w:tcBorders>
+            <w:shd w:fill="F3F7FA"/>
+          </w:tcPr>
+          <w:p>
+            <w:pPr>
+              <w:spacing w:after="40"/>
+              <w:jc w:val="center"/>
+            </w:pPr>
+            <w:r>
+              <w:rPr>
+                <w:rFonts w:ascii="宋体" w:hAnsi="宋体" w:eastAsia="宋体"/>
+                <w:sz w:val="17"/>
+              </w:rPr>
+              <w:t>Learner</w:t>
+            </w:r>
+          </w:p>
+        </w:tc>
+        <w:tc>
+          <w:tcPr>
+            <w:tcW w:type="dxa" w:w="3173"/>
+            <w:vAlign w:val="center"/>
+            <w:tcBorders>
+              <w:top w:val="single" w:sz="4" w:color="D9D9D9"/>
+              <w:left w:val="single" w:sz="4" w:color="D9D9D9"/>
+              <w:bottom w:val="single" w:sz="4" w:color="D9D9D9"/>
+              <w:right w:val="single" w:sz="4" w:color="D9D9D9"/>
+              <w:insideH w:val="single" w:sz="4" w:color="D9D9D9"/>
+              <w:insideV w:val="single" w:sz="4" w:color="D9D9D9"/>
+            </w:tcBorders>
+            <w:shd w:fill="F3F7FA"/>
+          </w:tcPr>
+          <w:p>
+            <w:pPr>
+              <w:spacing w:after="40"/>
+              <w:jc w:val="left"/>
+            </w:pPr>
+            <w:r>
+              <w:rPr>
+                <w:rFonts w:ascii="宋体" w:hAnsi="宋体" w:eastAsia="宋体"/>
+                <w:sz w:val="17"/>
+              </w:rPr>
+              <w:t>Role-graph actor, centralized critic, and PPO</w:t>
+            </w:r>
+          </w:p>
+        </w:tc>
+        <w:tc>
+          <w:tcPr>
+            <w:tcW w:type="dxa" w:w="3173"/>
+            <w:vAlign w:val="center"/>
+            <w:tcBorders>
+              <w:top w:val="single" w:sz="4" w:color="D9D9D9"/>
+              <w:left w:val="single" w:sz="4" w:color="D9D9D9"/>
+              <w:bottom w:val="single" w:sz="4" w:color="D9D9D9"/>
+              <w:right w:val="single" w:sz="4" w:color="D9D9D9"/>
+              <w:insideH w:val="single" w:sz="4" w:color="D9D9D9"/>
+              <w:insideV w:val="single" w:sz="4" w:color="D9D9D9"/>
+            </w:tcBorders>
+            <w:shd w:fill="F3F7FA"/>
+          </w:tcPr>
+          <w:p>
+            <w:pPr>
+              <w:spacing w:after="40"/>
+              <w:jc w:val="left"/>
+            </w:pPr>
+            <w:r>
+              <w:rPr>
+                <w:rFonts w:ascii="宋体" w:hAnsi="宋体" w:eastAsia="宋体"/>
+                <w:sz w:val="17"/>
+              </w:rPr>
+              <w:t>Holds policy capacity and optimization fixed</w:t>
+            </w:r>
+          </w:p>
+        </w:tc>
+      </w:tr>
+      <w:tr>
+        <w:tc>
+          <w:tcPr>
+            <w:tcW w:type="dxa" w:w="3173"/>
+            <w:vAlign w:val="center"/>
+            <w:tcBorders>
+              <w:top w:val="single" w:sz="4" w:color="D9D9D9"/>
+              <w:left w:val="single" w:sz="4" w:color="D9D9D9"/>
+              <w:bottom w:val="single" w:sz="4" w:color="D9D9D9"/>
+              <w:right w:val="single" w:sz="4" w:color="D9D9D9"/>
+              <w:insideH w:val="single" w:sz="4" w:color="D9D9D9"/>
+              <w:insideV w:val="single" w:sz="4" w:color="D9D9D9"/>
+            </w:tcBorders>
+          </w:tcPr>
+          <w:p>
+            <w:pPr>
+              <w:spacing w:after="40"/>
+              <w:jc w:val="left"/>
+            </w:pPr>
+            <w:r>
+              <w:rPr>
+                <w:rFonts w:ascii="宋体" w:hAnsi="宋体" w:eastAsia="宋体"/>
+                <w:sz w:val="17"/>
+              </w:rPr>
+              <w:t>Environment interface</w:t>
+            </w:r>
+          </w:p>
+        </w:tc>
+        <w:tc>
+          <w:tcPr>
+            <w:tcW w:type="dxa" w:w="3173"/>
+            <w:vAlign w:val="center"/>
+            <w:tcBorders>
+              <w:top w:val="single" w:sz="4" w:color="D9D9D9"/>
+              <w:left w:val="single" w:sz="4" w:color="D9D9D9"/>
+              <w:bottom w:val="single" w:sz="4" w:color="D9D9D9"/>
+              <w:right w:val="single" w:sz="4" w:color="D9D9D9"/>
+              <w:insideH w:val="single" w:sz="4" w:color="D9D9D9"/>
+              <w:insideV w:val="single" w:sz="4" w:color="D9D9D9"/>
+            </w:tcBorders>
+          </w:tcPr>
+          <w:p>
+            <w:pPr>
+              <w:spacing w:after="40"/>
+              <w:jc w:val="left"/>
+            </w:pPr>
+            <w:r>
+              <w:rPr>
+                <w:rFonts w:ascii="宋体" w:hAnsi="宋体" w:eastAsia="宋体"/>
+                <w:sz w:val="17"/>
+              </w:rPr>
+              <w:t>Observation, action mask, reward, transition dynamics, and communication interface</w:t>
+            </w:r>
+          </w:p>
+        </w:tc>
+        <w:tc>
+          <w:tcPr>
+            <w:tcW w:type="dxa" w:w="3173"/>
+            <w:vAlign w:val="center"/>
+            <w:tcBorders>
+              <w:top w:val="single" w:sz="4" w:color="D9D9D9"/>
+              <w:left w:val="single" w:sz="4" w:color="D9D9D9"/>
+              <w:bottom w:val="single" w:sz="4" w:color="D9D9D9"/>
+              <w:right w:val="single" w:sz="4" w:color="D9D9D9"/>
+              <w:insideH w:val="single" w:sz="4" w:color="D9D9D9"/>
+              <w:insideV w:val="single" w:sz="4" w:color="D9D9D9"/>
+            </w:tcBorders>
+          </w:tcPr>
+          <w:p>
+            <w:pPr>
+              <w:spacing w:after="40"/>
+              <w:jc w:val="left"/>
+            </w:pPr>
+            <w:r>
+              <w:rPr>
+                <w:rFonts w:ascii="宋体" w:hAnsi="宋体" w:eastAsia="宋体"/>
+                <w:sz w:val="17"/>
+              </w:rPr>
+              <w:t>Prevents an environment or reward change from explaining a training effect</w:t>
+            </w:r>
+          </w:p>
+        </w:tc>
+      </w:tr>
+      <w:tr>
+        <w:tc>
+          <w:tcPr>
+            <w:tcW w:type="dxa" w:w="3173"/>
+            <w:vAlign w:val="center"/>
+            <w:tcBorders>
+              <w:top w:val="single" w:sz="4" w:color="D9D9D9"/>
+              <w:left w:val="single" w:sz="4" w:color="D9D9D9"/>
+              <w:bottom w:val="single" w:sz="4" w:color="D9D9D9"/>
+              <w:right w:val="single" w:sz="4" w:color="D9D9D9"/>
+              <w:insideH w:val="single" w:sz="4" w:color="D9D9D9"/>
+              <w:insideV w:val="single" w:sz="4" w:color="D9D9D9"/>
+            </w:tcBorders>
+            <w:shd w:fill="F3F7FA"/>
+          </w:tcPr>
+          <w:p>
+            <w:pPr>
+              <w:spacing w:after="40"/>
+              <w:jc w:val="center"/>
+            </w:pPr>
+            <w:r>
+              <w:rPr>
+                <w:rFonts w:ascii="宋体" w:hAnsi="宋体" w:eastAsia="宋体"/>
+                <w:sz w:val="17"/>
+              </w:rPr>
+              <w:t>Training budget</w:t>
+            </w:r>
+          </w:p>
+        </w:tc>
+        <w:tc>
+          <w:tcPr>
+            <w:tcW w:type="dxa" w:w="3173"/>
+            <w:vAlign w:val="center"/>
+            <w:tcBorders>
+              <w:top w:val="single" w:sz="4" w:color="D9D9D9"/>
+              <w:left w:val="single" w:sz="4" w:color="D9D9D9"/>
+              <w:bottom w:val="single" w:sz="4" w:color="D9D9D9"/>
+              <w:right w:val="single" w:sz="4" w:color="D9D9D9"/>
+              <w:insideH w:val="single" w:sz="4" w:color="D9D9D9"/>
+              <w:insideV w:val="single" w:sz="4" w:color="D9D9D9"/>
+            </w:tcBorders>
+            <w:shd w:fill="F3F7FA"/>
+          </w:tcPr>
+          <w:p>
+            <w:pPr>
+              <w:spacing w:after="40"/>
+              <w:jc w:val="left"/>
+            </w:pPr>
+            <w:r>
+              <w:rPr>
+                <w:rFonts w:ascii="宋体" w:hAnsi="宋体" w:eastAsia="宋体"/>
+                <w:sz w:val="17"/>
+              </w:rPr>
+              <w:t>Four parallel environments, 64 rollout steps, 39,063 updates, 10,000,128 environment steps</w:t>
+            </w:r>
+          </w:p>
+        </w:tc>
+        <w:tc>
+          <w:tcPr>
+            <w:tcW w:type="dxa" w:w="3173"/>
+            <w:vAlign w:val="center"/>
+            <w:tcBorders>
+              <w:top w:val="single" w:sz="4" w:color="D9D9D9"/>
+              <w:left w:val="single" w:sz="4" w:color="D9D9D9"/>
+              <w:bottom w:val="single" w:sz="4" w:color="D9D9D9"/>
+              <w:right w:val="single" w:sz="4" w:color="D9D9D9"/>
+              <w:insideH w:val="single" w:sz="4" w:color="D9D9D9"/>
+              <w:insideV w:val="single" w:sz="4" w:color="D9D9D9"/>
+            </w:tcBorders>
+            <w:shd w:fill="F3F7FA"/>
+          </w:tcPr>
+          <w:p>
+            <w:pPr>
+              <w:spacing w:after="40"/>
+              <w:jc w:val="left"/>
+            </w:pPr>
+            <w:r>
+              <w:rPr>
+                <w:rFonts w:ascii="宋体" w:hAnsi="宋体" w:eastAsia="宋体"/>
+                <w:sz w:val="17"/>
+              </w:rPr>
+              <w:t>Uses a common fixed endpoint rather than selected checkpoints</w:t>
+            </w:r>
+          </w:p>
+        </w:tc>
+      </w:tr>
+      <w:tr>
+        <w:tc>
+          <w:tcPr>
+            <w:tcW w:type="dxa" w:w="3173"/>
+            <w:vAlign w:val="center"/>
+            <w:tcBorders>
+              <w:top w:val="single" w:sz="4" w:color="D9D9D9"/>
+              <w:left w:val="single" w:sz="4" w:color="D9D9D9"/>
+              <w:bottom w:val="single" w:sz="4" w:color="D9D9D9"/>
+              <w:right w:val="single" w:sz="4" w:color="D9D9D9"/>
+              <w:insideH w:val="single" w:sz="4" w:color="D9D9D9"/>
+              <w:insideV w:val="single" w:sz="4" w:color="D9D9D9"/>
+            </w:tcBorders>
+          </w:tcPr>
+          <w:p>
+            <w:pPr>
+              <w:spacing w:after="40"/>
+              <w:jc w:val="center"/>
+            </w:pPr>
+            <w:r>
+              <w:rPr>
+                <w:rFonts w:ascii="宋体" w:hAnsi="宋体" w:eastAsia="宋体"/>
+                <w:sz w:val="17"/>
+              </w:rPr>
+              <w:t>Training seeds</w:t>
+            </w:r>
+          </w:p>
+        </w:tc>
+        <w:tc>
+          <w:tcPr>
+            <w:tcW w:type="dxa" w:w="3173"/>
+            <w:vAlign w:val="center"/>
+            <w:tcBorders>
+              <w:top w:val="single" w:sz="4" w:color="D9D9D9"/>
+              <w:left w:val="single" w:sz="4" w:color="D9D9D9"/>
+              <w:bottom w:val="single" w:sz="4" w:color="D9D9D9"/>
+              <w:right w:val="single" w:sz="4" w:color="D9D9D9"/>
+              <w:insideH w:val="single" w:sz="4" w:color="D9D9D9"/>
+              <w:insideV w:val="single" w:sz="4" w:color="D9D9D9"/>
+            </w:tcBorders>
+          </w:tcPr>
+          <w:p>
+            <w:pPr>
+              <w:spacing w:after="40"/>
+              <w:jc w:val="left"/>
+            </w:pPr>
+            <w:r>
+              <w:rPr>
+                <w:rFonts w:ascii="宋体" w:hAnsi="宋体" w:eastAsia="宋体"/>
+                <w:sz w:val="17"/>
+              </w:rPr>
+              <w:t>Cohort A: 78011–78015; cohort B: 78021–78025</w:t>
+            </w:r>
+          </w:p>
+        </w:tc>
+        <w:tc>
+          <w:tcPr>
+            <w:tcW w:type="dxa" w:w="3173"/>
+            <w:vAlign w:val="center"/>
+            <w:tcBorders>
+              <w:top w:val="single" w:sz="4" w:color="D9D9D9"/>
+              <w:left w:val="single" w:sz="4" w:color="D9D9D9"/>
+              <w:bottom w:val="single" w:sz="4" w:color="D9D9D9"/>
+              <w:right w:val="single" w:sz="4" w:color="D9D9D9"/>
+              <w:insideH w:val="single" w:sz="4" w:color="D9D9D9"/>
+              <w:insideV w:val="single" w:sz="4" w:color="D9D9D9"/>
+            </w:tcBorders>
+          </w:tcPr>
+          <w:p>
+            <w:pPr>
+              <w:spacing w:after="40"/>
+              <w:jc w:val="left"/>
+            </w:pPr>
+            <w:r>
+              <w:rPr>
+                <w:rFonts w:ascii="宋体" w:hAnsi="宋体" w:eastAsia="宋体"/>
+                <w:sz w:val="17"/>
+              </w:rPr>
+              <w:t>Treats independently trained policies as the statistical units</w:t>
+            </w:r>
+          </w:p>
+        </w:tc>
+      </w:tr>
+      <w:tr>
+        <w:tc>
+          <w:tcPr>
+            <w:tcW w:type="dxa" w:w="3173"/>
+            <w:vAlign w:val="center"/>
+            <w:tcBorders>
+              <w:top w:val="single" w:sz="4" w:color="D9D9D9"/>
+              <w:left w:val="single" w:sz="4" w:color="D9D9D9"/>
+              <w:bottom w:val="single" w:sz="4" w:color="D9D9D9"/>
+              <w:right w:val="single" w:sz="4" w:color="D9D9D9"/>
+              <w:insideH w:val="single" w:sz="4" w:color="D9D9D9"/>
+              <w:insideV w:val="single" w:sz="4" w:color="D9D9D9"/>
+            </w:tcBorders>
+            <w:shd w:fill="F3F7FA"/>
+          </w:tcPr>
+          <w:p>
+            <w:pPr>
+              <w:spacing w:after="40"/>
+              <w:jc w:val="center"/>
+            </w:pPr>
+            <w:r>
+              <w:rPr>
+                <w:rFonts w:ascii="宋体" w:hAnsi="宋体" w:eastAsia="宋体"/>
+                <w:sz w:val="17"/>
+              </w:rPr>
+              <w:t>Endpoint evaluation</w:t>
+            </w:r>
+          </w:p>
+        </w:tc>
+        <w:tc>
+          <w:tcPr>
+            <w:tcW w:type="dxa" w:w="3173"/>
+            <w:vAlign w:val="center"/>
+            <w:tcBorders>
+              <w:top w:val="single" w:sz="4" w:color="D9D9D9"/>
+              <w:left w:val="single" w:sz="4" w:color="D9D9D9"/>
+              <w:bottom w:val="single" w:sz="4" w:color="D9D9D9"/>
+              <w:right w:val="single" w:sz="4" w:color="D9D9D9"/>
+              <w:insideH w:val="single" w:sz="4" w:color="D9D9D9"/>
+              <w:insideV w:val="single" w:sz="4" w:color="D9D9D9"/>
+            </w:tcBorders>
+            <w:shd w:fill="F3F7FA"/>
+          </w:tcPr>
+          <w:p>
+            <w:pPr>
+              <w:spacing w:after="40"/>
+              <w:jc w:val="left"/>
+            </w:pPr>
+            <w:r>
+              <w:rPr>
+                <w:rFonts w:ascii="宋体" w:hAnsi="宋体" w:eastAsia="宋体"/>
+                <w:sz w:val="17"/>
+              </w:rPr>
+              <w:t>Frozen tape, inaccessible during training</w:t>
+            </w:r>
+          </w:p>
+        </w:tc>
+        <w:tc>
+          <w:tcPr>
+            <w:tcW w:type="dxa" w:w="3173"/>
+            <w:vAlign w:val="center"/>
+            <w:tcBorders>
+              <w:top w:val="single" w:sz="4" w:color="D9D9D9"/>
+              <w:left w:val="single" w:sz="4" w:color="D9D9D9"/>
+              <w:bottom w:val="single" w:sz="4" w:color="D9D9D9"/>
+              <w:right w:val="single" w:sz="4" w:color="D9D9D9"/>
+              <w:insideH w:val="single" w:sz="4" w:color="D9D9D9"/>
+              <w:insideV w:val="single" w:sz="4" w:color="D9D9D9"/>
+            </w:tcBorders>
+            <w:shd w:fill="F3F7FA"/>
+          </w:tcPr>
+          <w:p>
+            <w:pPr>
+              <w:spacing w:after="40"/>
+              <w:jc w:val="left"/>
+            </w:pPr>
+            <w:r>
+              <w:rPr>
+                <w:rFonts w:ascii="宋体" w:hAnsi="宋体" w:eastAsia="宋体"/>
+                <w:sz w:val="17"/>
+              </w:rPr>
+              <w:t>Separates training exposure from evaluation conditions</w:t>
+            </w:r>
+          </w:p>
+        </w:tc>
+      </w:tr>
+      <w:tr>
+        <w:tc>
+          <w:tcPr>
+            <w:tcW w:type="dxa" w:w="3173"/>
+            <w:vAlign w:val="center"/>
+            <w:tcBorders>
+              <w:top w:val="single" w:sz="4" w:color="D9D9D9"/>
+              <w:left w:val="single" w:sz="4" w:color="D9D9D9"/>
+              <w:bottom w:val="single" w:sz="4" w:color="D9D9D9"/>
+              <w:right w:val="single" w:sz="4" w:color="D9D9D9"/>
+              <w:insideH w:val="single" w:sz="4" w:color="D9D9D9"/>
+              <w:insideV w:val="single" w:sz="4" w:color="D9D9D9"/>
+            </w:tcBorders>
+          </w:tcPr>
+          <w:p>
+            <w:pPr>
+              <w:spacing w:after="40"/>
+              <w:jc w:val="center"/>
+            </w:pPr>
+            <w:r>
+              <w:rPr>
+                <w:rFonts w:ascii="宋体" w:hAnsi="宋体" w:eastAsia="宋体"/>
+                <w:sz w:val="17"/>
+              </w:rPr>
+              <w:t>UTR–DRTP difference</w:t>
+            </w:r>
+          </w:p>
+        </w:tc>
+        <w:tc>
+          <w:tcPr>
+            <w:tcW w:type="dxa" w:w="3173"/>
+            <w:vAlign w:val="center"/>
+            <w:tcBorders>
+              <w:top w:val="single" w:sz="4" w:color="D9D9D9"/>
+              <w:left w:val="single" w:sz="4" w:color="D9D9D9"/>
+              <w:bottom w:val="single" w:sz="4" w:color="D9D9D9"/>
+              <w:right w:val="single" w:sz="4" w:color="D9D9D9"/>
+              <w:insideH w:val="single" w:sz="4" w:color="D9D9D9"/>
+              <w:insideV w:val="single" w:sz="4" w:color="D9D9D9"/>
+            </w:tcBorders>
+          </w:tcPr>
+          <w:p>
+            <w:pPr>
+              <w:spacing w:after="40"/>
+              <w:jc w:val="left"/>
+            </w:pPr>
+            <w:r>
+              <w:rPr>
+                <w:rFonts w:ascii="宋体" w:hAnsi="宋体" w:eastAsia="宋体"/>
+                <w:sz w:val="17"/>
+              </w:rPr>
+              <w:t>Reset-condition allocation only</w:t>
+            </w:r>
+          </w:p>
+        </w:tc>
+        <w:tc>
+          <w:tcPr>
+            <w:tcW w:type="dxa" w:w="3173"/>
+            <w:vAlign w:val="center"/>
+            <w:tcBorders>
+              <w:top w:val="single" w:sz="4" w:color="D9D9D9"/>
+              <w:left w:val="single" w:sz="4" w:color="D9D9D9"/>
+              <w:bottom w:val="single" w:sz="4" w:color="D9D9D9"/>
+              <w:right w:val="single" w:sz="4" w:color="D9D9D9"/>
+              <w:insideH w:val="single" w:sz="4" w:color="D9D9D9"/>
+              <w:insideV w:val="single" w:sz="4" w:color="D9D9D9"/>
+            </w:tcBorders>
+          </w:tcPr>
+          <w:p>
+            <w:pPr>
+              <w:spacing w:after="40"/>
+              <w:jc w:val="left"/>
+            </w:pPr>
+            <w:r>
+              <w:rPr>
+                <w:rFonts w:ascii="宋体" w:hAnsi="宋体" w:eastAsia="宋体"/>
+                <w:sz w:val="17"/>
+              </w:rPr>
+              <w:t>Isolates topology-aware adaptive exposure allocation</w:t>
+            </w:r>
+          </w:p>
+        </w:tc>
+      </w:tr>
+    </w:tbl>
+    <w:p>
+      <w:pPr>
+        <w:spacing w:after="60"/>
+      </w:pPr>
+    </w:p>
+    <w:p>
+      <w:pPr>
+        <w:pStyle w:val="Heading2"/>
+        <w:spacing w:before="180" w:after="80"/>
+      </w:pPr>
+      <w:r>
         <w:t>5.2 Training and endpoint evaluation</w:t>
       </w:r>
     </w:p>
@@ -1526,7 +2235,7 @@
         <w:spacing w:before="180" w:after="80"/>
       </w:pPr>
       <w:r>
-        <w:t>6.1 Repeated cohort-level gains over UTR</w:t>
+        <w:t>6.1 RQ1: Does DRTP improve robustness compared with UTR?</w:t>
       </w:r>
     </w:p>
     <w:p>
@@ -1540,6 +2249,19 @@
           <w:sz w:val="21"/>
         </w:rPr>
         <w:t>At the fixed endpoint, DRTP achieved a higher perturbed-return mean than UTR in both fresh cohorts (Table 2). In cohort A, the mean was 216.66 for DRTP and 177.02 for UTR; the worst-seed return was 191.49 and 79.75, respectively. In cohort B, the corresponding means were 210.34 and 187.18, and the worst-seed returns were 172.03 and 164.98. The primary result is therefore a repeated positive cohort-level contrast rather than all-seed dominance.</w:t>
+      </w:r>
+    </w:p>
+    <w:p>
+      <w:pPr>
+        <w:spacing w:after="100" w:line="336" w:lineRule="auto"/>
+        <w:ind w:firstLine="420"/>
+      </w:pPr>
+      <w:r>
+        <w:rPr>
+          <w:rFonts w:ascii="宋体" w:hAnsi="宋体" w:eastAsia="宋体"/>
+          <w:sz w:val="21"/>
+        </w:rPr>
+        <w:t>Interpretation and boundary. Because UTR and DRTP differ only in reset allocation, the repeated direction of the A/B mean contrast is consistent with a training-exposure contribution under this frozen support. This evidence does not establish that every trained seed benefits, nor does it imply a monotonic collision benefit: collision is higher for DRTP in cohort A and equal in cohort B. Figure 4 should therefore display paired seed endpoints, timeout, and collision separately rather than collapse them into one score.</w:t>
       </w:r>
     </w:p>
     <w:p>
@@ -2569,7 +3291,7 @@
         <w:spacing w:before="180" w:after="80"/>
       </w:pPr>
       <w:r>
-        <w:t>6.2 Frozen held-out structural and parameter shifts</w:t>
+        <w:t>6.2 RQ3: Does DRTP generalize to unseen failures?</w:t>
       </w:r>
     </w:p>
     <w:p>
@@ -2587,11 +3309,24 @@
     </w:p>
     <w:p>
       <w:pPr>
+        <w:spacing w:after="100" w:line="336" w:lineRule="auto"/>
+        <w:ind w:firstLine="420"/>
+      </w:pPr>
+      <w:r>
+        <w:rPr>
+          <w:rFonts w:ascii="宋体" w:hAnsi="宋体" w:eastAsia="宋体"/>
+          <w:sz w:val="21"/>
+        </w:rPr>
+        <w:t>Interpretation and boundary. The positive structural and parameter-shift contrasts indicate that the observed UTR comparison is not confined to the original training-condition mixture. The conclusion remains restricted to the fixed held-out tapes and should not be translated into a claim of open-ended out-of-distribution or real-flight robustness. Figure 5 should visualize paired deltas separately by cohort and shift family.</w:t>
+      </w:r>
+    </w:p>
+    <w:p>
+      <w:pPr>
         <w:pStyle w:val="Heading2"/>
         <w:spacing w:before="180" w:after="80"/>
       </w:pPr>
       <w:r>
-        <w:t>Table 3. Frozen OOD contrasts (DRTP minus UTR)</w:t>
+        <w:t>Supplementary Table S2. Frozen OOD contrasts (DRTP minus UTR)</w:t>
       </w:r>
     </w:p>
     <w:tbl>
@@ -3330,7 +4065,7 @@
         <w:spacing w:before="180" w:after="80"/>
       </w:pPr>
       <w:r>
-        <w:t>6.3 Competitive matched comparison with PLR-style replay</w:t>
+        <w:t>6.3 RQ2: Is the result consistent with topology-aware adaptive exposure rather than generic prioritization alone?</w:t>
       </w:r>
     </w:p>
     <w:p>
@@ -3348,11 +4083,24 @@
     </w:p>
     <w:p>
       <w:pPr>
+        <w:spacing w:after="100" w:line="336" w:lineRule="auto"/>
+        <w:ind w:firstLine="420"/>
+      </w:pPr>
+      <w:r>
+        <w:rPr>
+          <w:rFonts w:ascii="宋体" w:hAnsi="宋体" w:eastAsia="宋体"/>
+          <w:sz w:val="21"/>
+        </w:rPr>
+        <w:t>Interpretation and boundary. This experiment does not prove a single causal mechanism for every gain; a formal component ablation remains pending. It does, however, reject the simpler presentation that topology-aware allocation is interchangeable with an arbitrary weak comparator. Under a matched support and budget, generic prioritization and topology-semantic allocation produced different return, lower-tail, dispersion, and timeout profiles across the two cohorts. Figure 3 should make the three allocation mechanisms explicit, and Figure 2 should illustrate the role and timing semantics that DRTP groups preserve.</w:t>
+      </w:r>
+    </w:p>
+    <w:p>
+      <w:pPr>
         <w:pStyle w:val="Heading2"/>
         <w:spacing w:before="180" w:after="80"/>
       </w:pPr>
       <w:r>
-        <w:t>Table 4. Matched external comparison (n = 5 independently trained policies per row)</w:t>
+        <w:t>Table 3. Matched external comparison with PLR-style replay (n = 5 independently trained policies per row)</w:t>
       </w:r>
     </w:p>
     <w:tbl>
@@ -4762,7 +5510,7 @@
         <w:spacing w:before="180" w:after="80"/>
       </w:pPr>
       <w:r>
-        <w:t>6.4 Cross-scale six-UAV evaluation</w:t>
+        <w:t>6.4 RQ4: Does DRTP scale to larger UAV teams?</w:t>
       </w:r>
     </w:p>
     <w:p>
@@ -4777,6 +5525,1235 @@
         </w:rPr>
         <w:t>[6UAV_RESULT_PLACEHOLDER] Insert only the completed frozen 2-scout/2-relay/2-terminal UTR-versus-DRTP results, including five fresh training seeds, perturbed return, success, timeout, collision, and paired deltas. Do not use interim checkpoints or the stopped legacy run.</w:t>
       </w:r>
+    </w:p>
+    <w:p>
+      <w:pPr>
+        <w:pStyle w:val="Heading2"/>
+        <w:spacing w:before="180" w:after="80"/>
+      </w:pPr>
+      <w:r>
+        <w:t>Table 4. Six-UAV cross-scale validation [TBD after experiment completion]</w:t>
+      </w:r>
+    </w:p>
+    <w:tbl>
+      <w:tblPr>
+        <w:tblStyle w:val="TableGrid"/>
+        <w:tblW w:type="auto" w:w="0"/>
+        <w:tblLayout w:type="autofit"/>
+        <w:tblLook w:firstColumn="1" w:firstRow="1" w:lastColumn="0" w:lastRow="0" w:noHBand="0" w:noVBand="1" w:val="04A0"/>
+      </w:tblPr>
+      <w:tblGrid>
+        <w:gridCol w:w="1360"/>
+        <w:gridCol w:w="1360"/>
+        <w:gridCol w:w="1360"/>
+        <w:gridCol w:w="1360"/>
+        <w:gridCol w:w="1360"/>
+        <w:gridCol w:w="1360"/>
+        <w:gridCol w:w="1360"/>
+      </w:tblGrid>
+      <w:tr>
+        <w:tc>
+          <w:tcPr>
+            <w:tcW w:type="dxa" w:w="1360"/>
+            <w:vAlign w:val="center"/>
+            <w:tcBorders>
+              <w:top w:val="single" w:sz="4" w:color="D9D9D9"/>
+              <w:left w:val="single" w:sz="4" w:color="D9D9D9"/>
+              <w:bottom w:val="single" w:sz="4" w:color="D9D9D9"/>
+              <w:right w:val="single" w:sz="4" w:color="D9D9D9"/>
+              <w:insideH w:val="single" w:sz="4" w:color="D9D9D9"/>
+              <w:insideV w:val="single" w:sz="4" w:color="D9D9D9"/>
+            </w:tcBorders>
+            <w:shd w:fill="1F4E78"/>
+          </w:tcPr>
+          <w:p>
+            <w:pPr>
+              <w:spacing w:after="40"/>
+              <w:jc w:val="center"/>
+            </w:pPr>
+            <w:r>
+              <w:rPr>
+                <w:rFonts w:ascii="宋体" w:hAnsi="宋体" w:eastAsia="宋体"/>
+                <w:b/>
+                <w:color w:val="FFFFFF"/>
+                <w:sz w:val="17"/>
+              </w:rPr>
+              <w:t>Team scale</w:t>
+            </w:r>
+          </w:p>
+        </w:tc>
+        <w:tc>
+          <w:tcPr>
+            <w:tcW w:type="dxa" w:w="1360"/>
+            <w:vAlign w:val="center"/>
+            <w:tcBorders>
+              <w:top w:val="single" w:sz="4" w:color="D9D9D9"/>
+              <w:left w:val="single" w:sz="4" w:color="D9D9D9"/>
+              <w:bottom w:val="single" w:sz="4" w:color="D9D9D9"/>
+              <w:right w:val="single" w:sz="4" w:color="D9D9D9"/>
+              <w:insideH w:val="single" w:sz="4" w:color="D9D9D9"/>
+              <w:insideV w:val="single" w:sz="4" w:color="D9D9D9"/>
+            </w:tcBorders>
+            <w:shd w:fill="1F4E78"/>
+          </w:tcPr>
+          <w:p>
+            <w:pPr>
+              <w:spacing w:after="40"/>
+              <w:jc w:val="center"/>
+            </w:pPr>
+            <w:r>
+              <w:rPr>
+                <w:rFonts w:ascii="宋体" w:hAnsi="宋体" w:eastAsia="宋体"/>
+                <w:b/>
+                <w:color w:val="FFFFFF"/>
+                <w:sz w:val="17"/>
+              </w:rPr>
+              <w:t>Method</w:t>
+            </w:r>
+          </w:p>
+        </w:tc>
+        <w:tc>
+          <w:tcPr>
+            <w:tcW w:type="dxa" w:w="1360"/>
+            <w:vAlign w:val="center"/>
+            <w:tcBorders>
+              <w:top w:val="single" w:sz="4" w:color="D9D9D9"/>
+              <w:left w:val="single" w:sz="4" w:color="D9D9D9"/>
+              <w:bottom w:val="single" w:sz="4" w:color="D9D9D9"/>
+              <w:right w:val="single" w:sz="4" w:color="D9D9D9"/>
+              <w:insideH w:val="single" w:sz="4" w:color="D9D9D9"/>
+              <w:insideV w:val="single" w:sz="4" w:color="D9D9D9"/>
+            </w:tcBorders>
+            <w:shd w:fill="1F4E78"/>
+          </w:tcPr>
+          <w:p>
+            <w:pPr>
+              <w:spacing w:after="40"/>
+              <w:jc w:val="center"/>
+            </w:pPr>
+            <w:r>
+              <w:rPr>
+                <w:rFonts w:ascii="宋体" w:hAnsi="宋体" w:eastAsia="宋体"/>
+                <w:b/>
+                <w:color w:val="FFFFFF"/>
+                <w:sz w:val="17"/>
+              </w:rPr>
+              <w:t>Perturbed return, mean ± SD</w:t>
+            </w:r>
+          </w:p>
+        </w:tc>
+        <w:tc>
+          <w:tcPr>
+            <w:tcW w:type="dxa" w:w="1360"/>
+            <w:vAlign w:val="center"/>
+            <w:tcBorders>
+              <w:top w:val="single" w:sz="4" w:color="D9D9D9"/>
+              <w:left w:val="single" w:sz="4" w:color="D9D9D9"/>
+              <w:bottom w:val="single" w:sz="4" w:color="D9D9D9"/>
+              <w:right w:val="single" w:sz="4" w:color="D9D9D9"/>
+              <w:insideH w:val="single" w:sz="4" w:color="D9D9D9"/>
+              <w:insideV w:val="single" w:sz="4" w:color="D9D9D9"/>
+            </w:tcBorders>
+            <w:shd w:fill="1F4E78"/>
+          </w:tcPr>
+          <w:p>
+            <w:pPr>
+              <w:spacing w:after="40"/>
+              <w:jc w:val="center"/>
+            </w:pPr>
+            <w:r>
+              <w:rPr>
+                <w:rFonts w:ascii="宋体" w:hAnsi="宋体" w:eastAsia="宋体"/>
+                <w:b/>
+                <w:color w:val="FFFFFF"/>
+                <w:sz w:val="17"/>
+              </w:rPr>
+              <w:t>Success</w:t>
+            </w:r>
+          </w:p>
+        </w:tc>
+        <w:tc>
+          <w:tcPr>
+            <w:tcW w:type="dxa" w:w="1360"/>
+            <w:vAlign w:val="center"/>
+            <w:tcBorders>
+              <w:top w:val="single" w:sz="4" w:color="D9D9D9"/>
+              <w:left w:val="single" w:sz="4" w:color="D9D9D9"/>
+              <w:bottom w:val="single" w:sz="4" w:color="D9D9D9"/>
+              <w:right w:val="single" w:sz="4" w:color="D9D9D9"/>
+              <w:insideH w:val="single" w:sz="4" w:color="D9D9D9"/>
+              <w:insideV w:val="single" w:sz="4" w:color="D9D9D9"/>
+            </w:tcBorders>
+            <w:shd w:fill="1F4E78"/>
+          </w:tcPr>
+          <w:p>
+            <w:pPr>
+              <w:spacing w:after="40"/>
+              <w:jc w:val="center"/>
+            </w:pPr>
+            <w:r>
+              <w:rPr>
+                <w:rFonts w:ascii="宋体" w:hAnsi="宋体" w:eastAsia="宋体"/>
+                <w:b/>
+                <w:color w:val="FFFFFF"/>
+                <w:sz w:val="17"/>
+              </w:rPr>
+              <w:t>Timeout</w:t>
+            </w:r>
+          </w:p>
+        </w:tc>
+        <w:tc>
+          <w:tcPr>
+            <w:tcW w:type="dxa" w:w="1360"/>
+            <w:vAlign w:val="center"/>
+            <w:tcBorders>
+              <w:top w:val="single" w:sz="4" w:color="D9D9D9"/>
+              <w:left w:val="single" w:sz="4" w:color="D9D9D9"/>
+              <w:bottom w:val="single" w:sz="4" w:color="D9D9D9"/>
+              <w:right w:val="single" w:sz="4" w:color="D9D9D9"/>
+              <w:insideH w:val="single" w:sz="4" w:color="D9D9D9"/>
+              <w:insideV w:val="single" w:sz="4" w:color="D9D9D9"/>
+            </w:tcBorders>
+            <w:shd w:fill="1F4E78"/>
+          </w:tcPr>
+          <w:p>
+            <w:pPr>
+              <w:spacing w:after="40"/>
+              <w:jc w:val="center"/>
+            </w:pPr>
+            <w:r>
+              <w:rPr>
+                <w:rFonts w:ascii="宋体" w:hAnsi="宋体" w:eastAsia="宋体"/>
+                <w:b/>
+                <w:color w:val="FFFFFF"/>
+                <w:sz w:val="17"/>
+              </w:rPr>
+              <w:t>Collision</w:t>
+            </w:r>
+          </w:p>
+        </w:tc>
+        <w:tc>
+          <w:tcPr>
+            <w:tcW w:type="dxa" w:w="1360"/>
+            <w:vAlign w:val="center"/>
+            <w:tcBorders>
+              <w:top w:val="single" w:sz="4" w:color="D9D9D9"/>
+              <w:left w:val="single" w:sz="4" w:color="D9D9D9"/>
+              <w:bottom w:val="single" w:sz="4" w:color="D9D9D9"/>
+              <w:right w:val="single" w:sz="4" w:color="D9D9D9"/>
+              <w:insideH w:val="single" w:sz="4" w:color="D9D9D9"/>
+              <w:insideV w:val="single" w:sz="4" w:color="D9D9D9"/>
+            </w:tcBorders>
+            <w:shd w:fill="1F4E78"/>
+          </w:tcPr>
+          <w:p>
+            <w:pPr>
+              <w:spacing w:after="40"/>
+              <w:jc w:val="center"/>
+            </w:pPr>
+            <w:r>
+              <w:rPr>
+                <w:rFonts w:ascii="宋体" w:hAnsi="宋体" w:eastAsia="宋体"/>
+                <w:b/>
+                <w:color w:val="FFFFFF"/>
+                <w:sz w:val="17"/>
+              </w:rPr>
+              <w:t>Paired delta versus UTR</w:t>
+            </w:r>
+          </w:p>
+        </w:tc>
+      </w:tr>
+      <w:tr>
+        <w:tc>
+          <w:tcPr>
+            <w:tcW w:type="dxa" w:w="1360"/>
+            <w:vAlign w:val="center"/>
+            <w:tcBorders>
+              <w:top w:val="single" w:sz="4" w:color="D9D9D9"/>
+              <w:left w:val="single" w:sz="4" w:color="D9D9D9"/>
+              <w:bottom w:val="single" w:sz="4" w:color="D9D9D9"/>
+              <w:right w:val="single" w:sz="4" w:color="D9D9D9"/>
+              <w:insideH w:val="single" w:sz="4" w:color="D9D9D9"/>
+              <w:insideV w:val="single" w:sz="4" w:color="D9D9D9"/>
+            </w:tcBorders>
+          </w:tcPr>
+          <w:p>
+            <w:pPr>
+              <w:spacing w:after="40"/>
+              <w:jc w:val="center"/>
+            </w:pPr>
+            <w:r>
+              <w:rPr>
+                <w:rFonts w:ascii="宋体" w:hAnsi="宋体" w:eastAsia="宋体"/>
+                <w:sz w:val="17"/>
+              </w:rPr>
+              <w:t>Six UAVs</w:t>
+            </w:r>
+          </w:p>
+        </w:tc>
+        <w:tc>
+          <w:tcPr>
+            <w:tcW w:type="dxa" w:w="1360"/>
+            <w:vAlign w:val="center"/>
+            <w:tcBorders>
+              <w:top w:val="single" w:sz="4" w:color="D9D9D9"/>
+              <w:left w:val="single" w:sz="4" w:color="D9D9D9"/>
+              <w:bottom w:val="single" w:sz="4" w:color="D9D9D9"/>
+              <w:right w:val="single" w:sz="4" w:color="D9D9D9"/>
+              <w:insideH w:val="single" w:sz="4" w:color="D9D9D9"/>
+              <w:insideV w:val="single" w:sz="4" w:color="D9D9D9"/>
+            </w:tcBorders>
+          </w:tcPr>
+          <w:p>
+            <w:pPr>
+              <w:spacing w:after="40"/>
+              <w:jc w:val="center"/>
+            </w:pPr>
+            <w:r>
+              <w:rPr>
+                <w:rFonts w:ascii="宋体" w:hAnsi="宋体" w:eastAsia="宋体"/>
+                <w:sz w:val="17"/>
+              </w:rPr>
+              <w:t>UTR</w:t>
+            </w:r>
+          </w:p>
+        </w:tc>
+        <w:tc>
+          <w:tcPr>
+            <w:tcW w:type="dxa" w:w="1360"/>
+            <w:vAlign w:val="center"/>
+            <w:tcBorders>
+              <w:top w:val="single" w:sz="4" w:color="D9D9D9"/>
+              <w:left w:val="single" w:sz="4" w:color="D9D9D9"/>
+              <w:bottom w:val="single" w:sz="4" w:color="D9D9D9"/>
+              <w:right w:val="single" w:sz="4" w:color="D9D9D9"/>
+              <w:insideH w:val="single" w:sz="4" w:color="D9D9D9"/>
+              <w:insideV w:val="single" w:sz="4" w:color="D9D9D9"/>
+            </w:tcBorders>
+          </w:tcPr>
+          <w:p>
+            <w:pPr>
+              <w:spacing w:after="40"/>
+              <w:jc w:val="center"/>
+            </w:pPr>
+            <w:r>
+              <w:rPr>
+                <w:rFonts w:ascii="宋体" w:hAnsi="宋体" w:eastAsia="宋体"/>
+                <w:sz w:val="17"/>
+              </w:rPr>
+              <w:t>[TBD]</w:t>
+            </w:r>
+          </w:p>
+        </w:tc>
+        <w:tc>
+          <w:tcPr>
+            <w:tcW w:type="dxa" w:w="1360"/>
+            <w:vAlign w:val="center"/>
+            <w:tcBorders>
+              <w:top w:val="single" w:sz="4" w:color="D9D9D9"/>
+              <w:left w:val="single" w:sz="4" w:color="D9D9D9"/>
+              <w:bottom w:val="single" w:sz="4" w:color="D9D9D9"/>
+              <w:right w:val="single" w:sz="4" w:color="D9D9D9"/>
+              <w:insideH w:val="single" w:sz="4" w:color="D9D9D9"/>
+              <w:insideV w:val="single" w:sz="4" w:color="D9D9D9"/>
+            </w:tcBorders>
+          </w:tcPr>
+          <w:p>
+            <w:pPr>
+              <w:spacing w:after="40"/>
+              <w:jc w:val="center"/>
+            </w:pPr>
+            <w:r>
+              <w:rPr>
+                <w:rFonts w:ascii="宋体" w:hAnsi="宋体" w:eastAsia="宋体"/>
+                <w:sz w:val="17"/>
+              </w:rPr>
+              <w:t>[TBD]</w:t>
+            </w:r>
+          </w:p>
+        </w:tc>
+        <w:tc>
+          <w:tcPr>
+            <w:tcW w:type="dxa" w:w="1360"/>
+            <w:vAlign w:val="center"/>
+            <w:tcBorders>
+              <w:top w:val="single" w:sz="4" w:color="D9D9D9"/>
+              <w:left w:val="single" w:sz="4" w:color="D9D9D9"/>
+              <w:bottom w:val="single" w:sz="4" w:color="D9D9D9"/>
+              <w:right w:val="single" w:sz="4" w:color="D9D9D9"/>
+              <w:insideH w:val="single" w:sz="4" w:color="D9D9D9"/>
+              <w:insideV w:val="single" w:sz="4" w:color="D9D9D9"/>
+            </w:tcBorders>
+          </w:tcPr>
+          <w:p>
+            <w:pPr>
+              <w:spacing w:after="40"/>
+              <w:jc w:val="center"/>
+            </w:pPr>
+            <w:r>
+              <w:rPr>
+                <w:rFonts w:ascii="宋体" w:hAnsi="宋体" w:eastAsia="宋体"/>
+                <w:sz w:val="17"/>
+              </w:rPr>
+              <w:t>[TBD]</w:t>
+            </w:r>
+          </w:p>
+        </w:tc>
+        <w:tc>
+          <w:tcPr>
+            <w:tcW w:type="dxa" w:w="1360"/>
+            <w:vAlign w:val="center"/>
+            <w:tcBorders>
+              <w:top w:val="single" w:sz="4" w:color="D9D9D9"/>
+              <w:left w:val="single" w:sz="4" w:color="D9D9D9"/>
+              <w:bottom w:val="single" w:sz="4" w:color="D9D9D9"/>
+              <w:right w:val="single" w:sz="4" w:color="D9D9D9"/>
+              <w:insideH w:val="single" w:sz="4" w:color="D9D9D9"/>
+              <w:insideV w:val="single" w:sz="4" w:color="D9D9D9"/>
+            </w:tcBorders>
+          </w:tcPr>
+          <w:p>
+            <w:pPr>
+              <w:spacing w:after="40"/>
+              <w:jc w:val="center"/>
+            </w:pPr>
+            <w:r>
+              <w:rPr>
+                <w:rFonts w:ascii="宋体" w:hAnsi="宋体" w:eastAsia="宋体"/>
+                <w:sz w:val="17"/>
+              </w:rPr>
+              <w:t>[TBD]</w:t>
+            </w:r>
+          </w:p>
+        </w:tc>
+        <w:tc>
+          <w:tcPr>
+            <w:tcW w:type="dxa" w:w="1360"/>
+            <w:vAlign w:val="center"/>
+            <w:tcBorders>
+              <w:top w:val="single" w:sz="4" w:color="D9D9D9"/>
+              <w:left w:val="single" w:sz="4" w:color="D9D9D9"/>
+              <w:bottom w:val="single" w:sz="4" w:color="D9D9D9"/>
+              <w:right w:val="single" w:sz="4" w:color="D9D9D9"/>
+              <w:insideH w:val="single" w:sz="4" w:color="D9D9D9"/>
+              <w:insideV w:val="single" w:sz="4" w:color="D9D9D9"/>
+            </w:tcBorders>
+          </w:tcPr>
+          <w:p>
+            <w:pPr>
+              <w:spacing w:after="40"/>
+              <w:jc w:val="center"/>
+            </w:pPr>
+            <w:r>
+              <w:rPr>
+                <w:rFonts w:ascii="宋体" w:hAnsi="宋体" w:eastAsia="宋体"/>
+                <w:sz w:val="17"/>
+              </w:rPr>
+              <w:t>—</w:t>
+            </w:r>
+          </w:p>
+        </w:tc>
+      </w:tr>
+      <w:tr>
+        <w:tc>
+          <w:tcPr>
+            <w:tcW w:type="dxa" w:w="1360"/>
+            <w:vAlign w:val="center"/>
+            <w:tcBorders>
+              <w:top w:val="single" w:sz="4" w:color="D9D9D9"/>
+              <w:left w:val="single" w:sz="4" w:color="D9D9D9"/>
+              <w:bottom w:val="single" w:sz="4" w:color="D9D9D9"/>
+              <w:right w:val="single" w:sz="4" w:color="D9D9D9"/>
+              <w:insideH w:val="single" w:sz="4" w:color="D9D9D9"/>
+              <w:insideV w:val="single" w:sz="4" w:color="D9D9D9"/>
+            </w:tcBorders>
+            <w:shd w:fill="F3F7FA"/>
+          </w:tcPr>
+          <w:p>
+            <w:pPr>
+              <w:spacing w:after="40"/>
+              <w:jc w:val="center"/>
+            </w:pPr>
+            <w:r>
+              <w:rPr>
+                <w:rFonts w:ascii="宋体" w:hAnsi="宋体" w:eastAsia="宋体"/>
+                <w:sz w:val="17"/>
+              </w:rPr>
+              <w:t>Six UAVs</w:t>
+            </w:r>
+          </w:p>
+        </w:tc>
+        <w:tc>
+          <w:tcPr>
+            <w:tcW w:type="dxa" w:w="1360"/>
+            <w:vAlign w:val="center"/>
+            <w:tcBorders>
+              <w:top w:val="single" w:sz="4" w:color="D9D9D9"/>
+              <w:left w:val="single" w:sz="4" w:color="D9D9D9"/>
+              <w:bottom w:val="single" w:sz="4" w:color="D9D9D9"/>
+              <w:right w:val="single" w:sz="4" w:color="D9D9D9"/>
+              <w:insideH w:val="single" w:sz="4" w:color="D9D9D9"/>
+              <w:insideV w:val="single" w:sz="4" w:color="D9D9D9"/>
+            </w:tcBorders>
+            <w:shd w:fill="F3F7FA"/>
+          </w:tcPr>
+          <w:p>
+            <w:pPr>
+              <w:spacing w:after="40"/>
+              <w:jc w:val="center"/>
+            </w:pPr>
+            <w:r>
+              <w:rPr>
+                <w:rFonts w:ascii="宋体" w:hAnsi="宋体" w:eastAsia="宋体"/>
+                <w:sz w:val="17"/>
+              </w:rPr>
+              <w:t>DRTP</w:t>
+            </w:r>
+          </w:p>
+        </w:tc>
+        <w:tc>
+          <w:tcPr>
+            <w:tcW w:type="dxa" w:w="1360"/>
+            <w:vAlign w:val="center"/>
+            <w:tcBorders>
+              <w:top w:val="single" w:sz="4" w:color="D9D9D9"/>
+              <w:left w:val="single" w:sz="4" w:color="D9D9D9"/>
+              <w:bottom w:val="single" w:sz="4" w:color="D9D9D9"/>
+              <w:right w:val="single" w:sz="4" w:color="D9D9D9"/>
+              <w:insideH w:val="single" w:sz="4" w:color="D9D9D9"/>
+              <w:insideV w:val="single" w:sz="4" w:color="D9D9D9"/>
+            </w:tcBorders>
+            <w:shd w:fill="F3F7FA"/>
+          </w:tcPr>
+          <w:p>
+            <w:pPr>
+              <w:spacing w:after="40"/>
+              <w:jc w:val="center"/>
+            </w:pPr>
+            <w:r>
+              <w:rPr>
+                <w:rFonts w:ascii="宋体" w:hAnsi="宋体" w:eastAsia="宋体"/>
+                <w:sz w:val="17"/>
+              </w:rPr>
+              <w:t>[TBD]</w:t>
+            </w:r>
+          </w:p>
+        </w:tc>
+        <w:tc>
+          <w:tcPr>
+            <w:tcW w:type="dxa" w:w="1360"/>
+            <w:vAlign w:val="center"/>
+            <w:tcBorders>
+              <w:top w:val="single" w:sz="4" w:color="D9D9D9"/>
+              <w:left w:val="single" w:sz="4" w:color="D9D9D9"/>
+              <w:bottom w:val="single" w:sz="4" w:color="D9D9D9"/>
+              <w:right w:val="single" w:sz="4" w:color="D9D9D9"/>
+              <w:insideH w:val="single" w:sz="4" w:color="D9D9D9"/>
+              <w:insideV w:val="single" w:sz="4" w:color="D9D9D9"/>
+            </w:tcBorders>
+            <w:shd w:fill="F3F7FA"/>
+          </w:tcPr>
+          <w:p>
+            <w:pPr>
+              <w:spacing w:after="40"/>
+              <w:jc w:val="center"/>
+            </w:pPr>
+            <w:r>
+              <w:rPr>
+                <w:rFonts w:ascii="宋体" w:hAnsi="宋体" w:eastAsia="宋体"/>
+                <w:sz w:val="17"/>
+              </w:rPr>
+              <w:t>[TBD]</w:t>
+            </w:r>
+          </w:p>
+        </w:tc>
+        <w:tc>
+          <w:tcPr>
+            <w:tcW w:type="dxa" w:w="1360"/>
+            <w:vAlign w:val="center"/>
+            <w:tcBorders>
+              <w:top w:val="single" w:sz="4" w:color="D9D9D9"/>
+              <w:left w:val="single" w:sz="4" w:color="D9D9D9"/>
+              <w:bottom w:val="single" w:sz="4" w:color="D9D9D9"/>
+              <w:right w:val="single" w:sz="4" w:color="D9D9D9"/>
+              <w:insideH w:val="single" w:sz="4" w:color="D9D9D9"/>
+              <w:insideV w:val="single" w:sz="4" w:color="D9D9D9"/>
+            </w:tcBorders>
+            <w:shd w:fill="F3F7FA"/>
+          </w:tcPr>
+          <w:p>
+            <w:pPr>
+              <w:spacing w:after="40"/>
+              <w:jc w:val="center"/>
+            </w:pPr>
+            <w:r>
+              <w:rPr>
+                <w:rFonts w:ascii="宋体" w:hAnsi="宋体" w:eastAsia="宋体"/>
+                <w:sz w:val="17"/>
+              </w:rPr>
+              <w:t>[TBD]</w:t>
+            </w:r>
+          </w:p>
+        </w:tc>
+        <w:tc>
+          <w:tcPr>
+            <w:tcW w:type="dxa" w:w="1360"/>
+            <w:vAlign w:val="center"/>
+            <w:tcBorders>
+              <w:top w:val="single" w:sz="4" w:color="D9D9D9"/>
+              <w:left w:val="single" w:sz="4" w:color="D9D9D9"/>
+              <w:bottom w:val="single" w:sz="4" w:color="D9D9D9"/>
+              <w:right w:val="single" w:sz="4" w:color="D9D9D9"/>
+              <w:insideH w:val="single" w:sz="4" w:color="D9D9D9"/>
+              <w:insideV w:val="single" w:sz="4" w:color="D9D9D9"/>
+            </w:tcBorders>
+            <w:shd w:fill="F3F7FA"/>
+          </w:tcPr>
+          <w:p>
+            <w:pPr>
+              <w:spacing w:after="40"/>
+              <w:jc w:val="center"/>
+            </w:pPr>
+            <w:r>
+              <w:rPr>
+                <w:rFonts w:ascii="宋体" w:hAnsi="宋体" w:eastAsia="宋体"/>
+                <w:sz w:val="17"/>
+              </w:rPr>
+              <w:t>[TBD]</w:t>
+            </w:r>
+          </w:p>
+        </w:tc>
+        <w:tc>
+          <w:tcPr>
+            <w:tcW w:type="dxa" w:w="1360"/>
+            <w:vAlign w:val="center"/>
+            <w:tcBorders>
+              <w:top w:val="single" w:sz="4" w:color="D9D9D9"/>
+              <w:left w:val="single" w:sz="4" w:color="D9D9D9"/>
+              <w:bottom w:val="single" w:sz="4" w:color="D9D9D9"/>
+              <w:right w:val="single" w:sz="4" w:color="D9D9D9"/>
+              <w:insideH w:val="single" w:sz="4" w:color="D9D9D9"/>
+              <w:insideV w:val="single" w:sz="4" w:color="D9D9D9"/>
+            </w:tcBorders>
+            <w:shd w:fill="F3F7FA"/>
+          </w:tcPr>
+          <w:p>
+            <w:pPr>
+              <w:spacing w:after="40"/>
+              <w:jc w:val="center"/>
+            </w:pPr>
+            <w:r>
+              <w:rPr>
+                <w:rFonts w:ascii="宋体" w:hAnsi="宋体" w:eastAsia="宋体"/>
+                <w:sz w:val="17"/>
+              </w:rPr>
+              <w:t>[TBD]</w:t>
+            </w:r>
+          </w:p>
+        </w:tc>
+      </w:tr>
+    </w:tbl>
+    <w:p>
+      <w:pPr>
+        <w:spacing w:after="60"/>
+      </w:pPr>
+    </w:p>
+    <w:p>
+      <w:pPr>
+        <w:pStyle w:val="Heading2"/>
+        <w:spacing w:before="180" w:after="80"/>
+      </w:pPr>
+      <w:r>
+        <w:t>Table 5. Component ablation [TBD after a frozen ablation protocol]</w:t>
+      </w:r>
+    </w:p>
+    <w:tbl>
+      <w:tblPr>
+        <w:tblStyle w:val="TableGrid"/>
+        <w:tblW w:type="auto" w:w="0"/>
+        <w:tblLayout w:type="autofit"/>
+        <w:tblLook w:firstColumn="1" w:firstRow="1" w:lastColumn="0" w:lastRow="0" w:noHBand="0" w:noVBand="1" w:val="04A0"/>
+      </w:tblPr>
+      <w:tblGrid>
+        <w:gridCol w:w="1904"/>
+        <w:gridCol w:w="1904"/>
+        <w:gridCol w:w="1904"/>
+        <w:gridCol w:w="1904"/>
+        <w:gridCol w:w="1904"/>
+      </w:tblGrid>
+      <w:tr>
+        <w:tc>
+          <w:tcPr>
+            <w:tcW w:type="dxa" w:w="1904"/>
+            <w:vAlign w:val="center"/>
+            <w:tcBorders>
+              <w:top w:val="single" w:sz="4" w:color="D9D9D9"/>
+              <w:left w:val="single" w:sz="4" w:color="D9D9D9"/>
+              <w:bottom w:val="single" w:sz="4" w:color="D9D9D9"/>
+              <w:right w:val="single" w:sz="4" w:color="D9D9D9"/>
+              <w:insideH w:val="single" w:sz="4" w:color="D9D9D9"/>
+              <w:insideV w:val="single" w:sz="4" w:color="D9D9D9"/>
+            </w:tcBorders>
+            <w:shd w:fill="1F4E78"/>
+          </w:tcPr>
+          <w:p>
+            <w:pPr>
+              <w:spacing w:after="40"/>
+              <w:jc w:val="center"/>
+            </w:pPr>
+            <w:r>
+              <w:rPr>
+                <w:rFonts w:ascii="宋体" w:hAnsi="宋体" w:eastAsia="宋体"/>
+                <w:b/>
+                <w:color w:val="FFFFFF"/>
+                <w:sz w:val="17"/>
+              </w:rPr>
+              <w:t>Variant</w:t>
+            </w:r>
+          </w:p>
+        </w:tc>
+        <w:tc>
+          <w:tcPr>
+            <w:tcW w:type="dxa" w:w="1904"/>
+            <w:vAlign w:val="center"/>
+            <w:tcBorders>
+              <w:top w:val="single" w:sz="4" w:color="D9D9D9"/>
+              <w:left w:val="single" w:sz="4" w:color="D9D9D9"/>
+              <w:bottom w:val="single" w:sz="4" w:color="D9D9D9"/>
+              <w:right w:val="single" w:sz="4" w:color="D9D9D9"/>
+              <w:insideH w:val="single" w:sz="4" w:color="D9D9D9"/>
+              <w:insideV w:val="single" w:sz="4" w:color="D9D9D9"/>
+            </w:tcBorders>
+            <w:shd w:fill="1F4E78"/>
+          </w:tcPr>
+          <w:p>
+            <w:pPr>
+              <w:spacing w:after="40"/>
+              <w:jc w:val="center"/>
+            </w:pPr>
+            <w:r>
+              <w:rPr>
+                <w:rFonts w:ascii="宋体" w:hAnsi="宋体" w:eastAsia="宋体"/>
+                <w:b/>
+                <w:color w:val="FFFFFF"/>
+                <w:sz w:val="17"/>
+              </w:rPr>
+              <w:t>Nominal anchor</w:t>
+            </w:r>
+          </w:p>
+        </w:tc>
+        <w:tc>
+          <w:tcPr>
+            <w:tcW w:type="dxa" w:w="1904"/>
+            <w:vAlign w:val="center"/>
+            <w:tcBorders>
+              <w:top w:val="single" w:sz="4" w:color="D9D9D9"/>
+              <w:left w:val="single" w:sz="4" w:color="D9D9D9"/>
+              <w:bottom w:val="single" w:sz="4" w:color="D9D9D9"/>
+              <w:right w:val="single" w:sz="4" w:color="D9D9D9"/>
+              <w:insideH w:val="single" w:sz="4" w:color="D9D9D9"/>
+              <w:insideV w:val="single" w:sz="4" w:color="D9D9D9"/>
+            </w:tcBorders>
+            <w:shd w:fill="1F4E78"/>
+          </w:tcPr>
+          <w:p>
+            <w:pPr>
+              <w:spacing w:after="40"/>
+              <w:jc w:val="center"/>
+            </w:pPr>
+            <w:r>
+              <w:rPr>
+                <w:rFonts w:ascii="宋体" w:hAnsi="宋体" w:eastAsia="宋体"/>
+                <w:b/>
+                <w:color w:val="FFFFFF"/>
+                <w:sz w:val="17"/>
+              </w:rPr>
+              <w:t>Topology-semantic groups</w:t>
+            </w:r>
+          </w:p>
+        </w:tc>
+        <w:tc>
+          <w:tcPr>
+            <w:tcW w:type="dxa" w:w="1904"/>
+            <w:vAlign w:val="center"/>
+            <w:tcBorders>
+              <w:top w:val="single" w:sz="4" w:color="D9D9D9"/>
+              <w:left w:val="single" w:sz="4" w:color="D9D9D9"/>
+              <w:bottom w:val="single" w:sz="4" w:color="D9D9D9"/>
+              <w:right w:val="single" w:sz="4" w:color="D9D9D9"/>
+              <w:insideH w:val="single" w:sz="4" w:color="D9D9D9"/>
+              <w:insideV w:val="single" w:sz="4" w:color="D9D9D9"/>
+            </w:tcBorders>
+            <w:shd w:fill="1F4E78"/>
+          </w:tcPr>
+          <w:p>
+            <w:pPr>
+              <w:spacing w:after="40"/>
+              <w:jc w:val="center"/>
+            </w:pPr>
+            <w:r>
+              <w:rPr>
+                <w:rFonts w:ascii="宋体" w:hAnsi="宋体" w:eastAsia="宋体"/>
+                <w:b/>
+                <w:color w:val="FFFFFF"/>
+                <w:sz w:val="17"/>
+              </w:rPr>
+              <w:t>Bounded simplex</w:t>
+            </w:r>
+          </w:p>
+        </w:tc>
+        <w:tc>
+          <w:tcPr>
+            <w:tcW w:type="dxa" w:w="1904"/>
+            <w:vAlign w:val="center"/>
+            <w:tcBorders>
+              <w:top w:val="single" w:sz="4" w:color="D9D9D9"/>
+              <w:left w:val="single" w:sz="4" w:color="D9D9D9"/>
+              <w:bottom w:val="single" w:sz="4" w:color="D9D9D9"/>
+              <w:right w:val="single" w:sz="4" w:color="D9D9D9"/>
+              <w:insideH w:val="single" w:sz="4" w:color="D9D9D9"/>
+              <w:insideV w:val="single" w:sz="4" w:color="D9D9D9"/>
+            </w:tcBorders>
+            <w:shd w:fill="1F4E78"/>
+          </w:tcPr>
+          <w:p>
+            <w:pPr>
+              <w:spacing w:after="40"/>
+              <w:jc w:val="center"/>
+            </w:pPr>
+            <w:r>
+              <w:rPr>
+                <w:rFonts w:ascii="宋体" w:hAnsi="宋体" w:eastAsia="宋体"/>
+                <w:b/>
+                <w:color w:val="FFFFFF"/>
+                <w:sz w:val="17"/>
+              </w:rPr>
+              <w:t>Result fields</w:t>
+            </w:r>
+          </w:p>
+        </w:tc>
+      </w:tr>
+      <w:tr>
+        <w:tc>
+          <w:tcPr>
+            <w:tcW w:type="dxa" w:w="1904"/>
+            <w:vAlign w:val="center"/>
+            <w:tcBorders>
+              <w:top w:val="single" w:sz="4" w:color="D9D9D9"/>
+              <w:left w:val="single" w:sz="4" w:color="D9D9D9"/>
+              <w:bottom w:val="single" w:sz="4" w:color="D9D9D9"/>
+              <w:right w:val="single" w:sz="4" w:color="D9D9D9"/>
+              <w:insideH w:val="single" w:sz="4" w:color="D9D9D9"/>
+              <w:insideV w:val="single" w:sz="4" w:color="D9D9D9"/>
+            </w:tcBorders>
+          </w:tcPr>
+          <w:p>
+            <w:pPr>
+              <w:spacing w:after="40"/>
+              <w:jc w:val="center"/>
+            </w:pPr>
+            <w:r>
+              <w:rPr>
+                <w:rFonts w:ascii="宋体" w:hAnsi="宋体" w:eastAsia="宋体"/>
+                <w:sz w:val="17"/>
+              </w:rPr>
+              <w:t>UTR</w:t>
+            </w:r>
+          </w:p>
+        </w:tc>
+        <w:tc>
+          <w:tcPr>
+            <w:tcW w:type="dxa" w:w="1904"/>
+            <w:vAlign w:val="center"/>
+            <w:tcBorders>
+              <w:top w:val="single" w:sz="4" w:color="D9D9D9"/>
+              <w:left w:val="single" w:sz="4" w:color="D9D9D9"/>
+              <w:bottom w:val="single" w:sz="4" w:color="D9D9D9"/>
+              <w:right w:val="single" w:sz="4" w:color="D9D9D9"/>
+              <w:insideH w:val="single" w:sz="4" w:color="D9D9D9"/>
+              <w:insideV w:val="single" w:sz="4" w:color="D9D9D9"/>
+            </w:tcBorders>
+          </w:tcPr>
+          <w:p>
+            <w:pPr>
+              <w:spacing w:after="40"/>
+              <w:jc w:val="center"/>
+            </w:pPr>
+            <w:r>
+              <w:rPr>
+                <w:rFonts w:ascii="宋体" w:hAnsi="宋体" w:eastAsia="宋体"/>
+                <w:sz w:val="17"/>
+              </w:rPr>
+              <w:t>fixed</w:t>
+            </w:r>
+          </w:p>
+        </w:tc>
+        <w:tc>
+          <w:tcPr>
+            <w:tcW w:type="dxa" w:w="1904"/>
+            <w:vAlign w:val="center"/>
+            <w:tcBorders>
+              <w:top w:val="single" w:sz="4" w:color="D9D9D9"/>
+              <w:left w:val="single" w:sz="4" w:color="D9D9D9"/>
+              <w:bottom w:val="single" w:sz="4" w:color="D9D9D9"/>
+              <w:right w:val="single" w:sz="4" w:color="D9D9D9"/>
+              <w:insideH w:val="single" w:sz="4" w:color="D9D9D9"/>
+              <w:insideV w:val="single" w:sz="4" w:color="D9D9D9"/>
+            </w:tcBorders>
+          </w:tcPr>
+          <w:p>
+            <w:pPr>
+              <w:spacing w:after="40"/>
+              <w:jc w:val="left"/>
+            </w:pPr>
+            <w:r>
+              <w:rPr>
+                <w:rFonts w:ascii="宋体" w:hAnsi="宋体" w:eastAsia="宋体"/>
+                <w:sz w:val="17"/>
+              </w:rPr>
+              <w:t>no adaptive allocation</w:t>
+            </w:r>
+          </w:p>
+        </w:tc>
+        <w:tc>
+          <w:tcPr>
+            <w:tcW w:type="dxa" w:w="1904"/>
+            <w:vAlign w:val="center"/>
+            <w:tcBorders>
+              <w:top w:val="single" w:sz="4" w:color="D9D9D9"/>
+              <w:left w:val="single" w:sz="4" w:color="D9D9D9"/>
+              <w:bottom w:val="single" w:sz="4" w:color="D9D9D9"/>
+              <w:right w:val="single" w:sz="4" w:color="D9D9D9"/>
+              <w:insideH w:val="single" w:sz="4" w:color="D9D9D9"/>
+              <w:insideV w:val="single" w:sz="4" w:color="D9D9D9"/>
+            </w:tcBorders>
+          </w:tcPr>
+          <w:p>
+            <w:pPr>
+              <w:spacing w:after="40"/>
+              <w:jc w:val="center"/>
+            </w:pPr>
+            <w:r>
+              <w:rPr>
+                <w:rFonts w:ascii="宋体" w:hAnsi="宋体" w:eastAsia="宋体"/>
+                <w:sz w:val="17"/>
+              </w:rPr>
+              <w:t>uniform allocation</w:t>
+            </w:r>
+          </w:p>
+        </w:tc>
+        <w:tc>
+          <w:tcPr>
+            <w:tcW w:type="dxa" w:w="1904"/>
+            <w:vAlign w:val="center"/>
+            <w:tcBorders>
+              <w:top w:val="single" w:sz="4" w:color="D9D9D9"/>
+              <w:left w:val="single" w:sz="4" w:color="D9D9D9"/>
+              <w:bottom w:val="single" w:sz="4" w:color="D9D9D9"/>
+              <w:right w:val="single" w:sz="4" w:color="D9D9D9"/>
+              <w:insideH w:val="single" w:sz="4" w:color="D9D9D9"/>
+              <w:insideV w:val="single" w:sz="4" w:color="D9D9D9"/>
+            </w:tcBorders>
+          </w:tcPr>
+          <w:p>
+            <w:pPr>
+              <w:spacing w:after="40"/>
+              <w:jc w:val="left"/>
+            </w:pPr>
+            <w:r>
+              <w:rPr>
+                <w:rFonts w:ascii="宋体" w:hAnsi="宋体" w:eastAsia="宋体"/>
+                <w:sz w:val="17"/>
+              </w:rPr>
+              <w:t>completed main control</w:t>
+            </w:r>
+          </w:p>
+        </w:tc>
+      </w:tr>
+      <w:tr>
+        <w:tc>
+          <w:tcPr>
+            <w:tcW w:type="dxa" w:w="1904"/>
+            <w:vAlign w:val="center"/>
+            <w:tcBorders>
+              <w:top w:val="single" w:sz="4" w:color="D9D9D9"/>
+              <w:left w:val="single" w:sz="4" w:color="D9D9D9"/>
+              <w:bottom w:val="single" w:sz="4" w:color="D9D9D9"/>
+              <w:right w:val="single" w:sz="4" w:color="D9D9D9"/>
+              <w:insideH w:val="single" w:sz="4" w:color="D9D9D9"/>
+              <w:insideV w:val="single" w:sz="4" w:color="D9D9D9"/>
+            </w:tcBorders>
+            <w:shd w:fill="F3F7FA"/>
+          </w:tcPr>
+          <w:p>
+            <w:pPr>
+              <w:spacing w:after="40"/>
+              <w:jc w:val="center"/>
+            </w:pPr>
+            <w:r>
+              <w:rPr>
+                <w:rFonts w:ascii="宋体" w:hAnsi="宋体" w:eastAsia="宋体"/>
+                <w:sz w:val="17"/>
+              </w:rPr>
+              <w:t>DRTP</w:t>
+            </w:r>
+          </w:p>
+        </w:tc>
+        <w:tc>
+          <w:tcPr>
+            <w:tcW w:type="dxa" w:w="1904"/>
+            <w:vAlign w:val="center"/>
+            <w:tcBorders>
+              <w:top w:val="single" w:sz="4" w:color="D9D9D9"/>
+              <w:left w:val="single" w:sz="4" w:color="D9D9D9"/>
+              <w:bottom w:val="single" w:sz="4" w:color="D9D9D9"/>
+              <w:right w:val="single" w:sz="4" w:color="D9D9D9"/>
+              <w:insideH w:val="single" w:sz="4" w:color="D9D9D9"/>
+              <w:insideV w:val="single" w:sz="4" w:color="D9D9D9"/>
+            </w:tcBorders>
+            <w:shd w:fill="F3F7FA"/>
+          </w:tcPr>
+          <w:p>
+            <w:pPr>
+              <w:spacing w:after="40"/>
+              <w:jc w:val="center"/>
+            </w:pPr>
+            <w:r>
+              <w:rPr>
+                <w:rFonts w:ascii="宋体" w:hAnsi="宋体" w:eastAsia="宋体"/>
+                <w:sz w:val="17"/>
+              </w:rPr>
+              <w:t>fixed</w:t>
+            </w:r>
+          </w:p>
+        </w:tc>
+        <w:tc>
+          <w:tcPr>
+            <w:tcW w:type="dxa" w:w="1904"/>
+            <w:vAlign w:val="center"/>
+            <w:tcBorders>
+              <w:top w:val="single" w:sz="4" w:color="D9D9D9"/>
+              <w:left w:val="single" w:sz="4" w:color="D9D9D9"/>
+              <w:bottom w:val="single" w:sz="4" w:color="D9D9D9"/>
+              <w:right w:val="single" w:sz="4" w:color="D9D9D9"/>
+              <w:insideH w:val="single" w:sz="4" w:color="D9D9D9"/>
+              <w:insideV w:val="single" w:sz="4" w:color="D9D9D9"/>
+            </w:tcBorders>
+            <w:shd w:fill="F3F7FA"/>
+          </w:tcPr>
+          <w:p>
+            <w:pPr>
+              <w:spacing w:after="40"/>
+              <w:jc w:val="center"/>
+            </w:pPr>
+            <w:r>
+              <w:rPr>
+                <w:rFonts w:ascii="宋体" w:hAnsi="宋体" w:eastAsia="宋体"/>
+                <w:sz w:val="17"/>
+              </w:rPr>
+              <w:t>yes</w:t>
+            </w:r>
+          </w:p>
+        </w:tc>
+        <w:tc>
+          <w:tcPr>
+            <w:tcW w:type="dxa" w:w="1904"/>
+            <w:vAlign w:val="center"/>
+            <w:tcBorders>
+              <w:top w:val="single" w:sz="4" w:color="D9D9D9"/>
+              <w:left w:val="single" w:sz="4" w:color="D9D9D9"/>
+              <w:bottom w:val="single" w:sz="4" w:color="D9D9D9"/>
+              <w:right w:val="single" w:sz="4" w:color="D9D9D9"/>
+              <w:insideH w:val="single" w:sz="4" w:color="D9D9D9"/>
+              <w:insideV w:val="single" w:sz="4" w:color="D9D9D9"/>
+            </w:tcBorders>
+            <w:shd w:fill="F3F7FA"/>
+          </w:tcPr>
+          <w:p>
+            <w:pPr>
+              <w:spacing w:after="40"/>
+              <w:jc w:val="center"/>
+            </w:pPr>
+            <w:r>
+              <w:rPr>
+                <w:rFonts w:ascii="宋体" w:hAnsi="宋体" w:eastAsia="宋体"/>
+                <w:sz w:val="17"/>
+              </w:rPr>
+              <w:t>0.05 ≤ q_g ≤ 0.35</w:t>
+            </w:r>
+          </w:p>
+        </w:tc>
+        <w:tc>
+          <w:tcPr>
+            <w:tcW w:type="dxa" w:w="1904"/>
+            <w:vAlign w:val="center"/>
+            <w:tcBorders>
+              <w:top w:val="single" w:sz="4" w:color="D9D9D9"/>
+              <w:left w:val="single" w:sz="4" w:color="D9D9D9"/>
+              <w:bottom w:val="single" w:sz="4" w:color="D9D9D9"/>
+              <w:right w:val="single" w:sz="4" w:color="D9D9D9"/>
+              <w:insideH w:val="single" w:sz="4" w:color="D9D9D9"/>
+              <w:insideV w:val="single" w:sz="4" w:color="D9D9D9"/>
+            </w:tcBorders>
+            <w:shd w:fill="F3F7FA"/>
+          </w:tcPr>
+          <w:p>
+            <w:pPr>
+              <w:spacing w:after="40"/>
+              <w:jc w:val="left"/>
+            </w:pPr>
+            <w:r>
+              <w:rPr>
+                <w:rFonts w:ascii="宋体" w:hAnsi="宋体" w:eastAsia="宋体"/>
+                <w:sz w:val="17"/>
+              </w:rPr>
+              <w:t>completed main method</w:t>
+            </w:r>
+          </w:p>
+        </w:tc>
+      </w:tr>
+      <w:tr>
+        <w:tc>
+          <w:tcPr>
+            <w:tcW w:type="dxa" w:w="1904"/>
+            <w:vAlign w:val="center"/>
+            <w:tcBorders>
+              <w:top w:val="single" w:sz="4" w:color="D9D9D9"/>
+              <w:left w:val="single" w:sz="4" w:color="D9D9D9"/>
+              <w:bottom w:val="single" w:sz="4" w:color="D9D9D9"/>
+              <w:right w:val="single" w:sz="4" w:color="D9D9D9"/>
+              <w:insideH w:val="single" w:sz="4" w:color="D9D9D9"/>
+              <w:insideV w:val="single" w:sz="4" w:color="D9D9D9"/>
+            </w:tcBorders>
+          </w:tcPr>
+          <w:p>
+            <w:pPr>
+              <w:spacing w:after="40"/>
+              <w:jc w:val="center"/>
+            </w:pPr>
+            <w:r>
+              <w:rPr>
+                <w:rFonts w:ascii="宋体" w:hAnsi="宋体" w:eastAsia="宋体"/>
+                <w:sz w:val="17"/>
+              </w:rPr>
+              <w:t>[ablation variant]</w:t>
+            </w:r>
+          </w:p>
+        </w:tc>
+        <w:tc>
+          <w:tcPr>
+            <w:tcW w:type="dxa" w:w="1904"/>
+            <w:vAlign w:val="center"/>
+            <w:tcBorders>
+              <w:top w:val="single" w:sz="4" w:color="D9D9D9"/>
+              <w:left w:val="single" w:sz="4" w:color="D9D9D9"/>
+              <w:bottom w:val="single" w:sz="4" w:color="D9D9D9"/>
+              <w:right w:val="single" w:sz="4" w:color="D9D9D9"/>
+              <w:insideH w:val="single" w:sz="4" w:color="D9D9D9"/>
+              <w:insideV w:val="single" w:sz="4" w:color="D9D9D9"/>
+            </w:tcBorders>
+          </w:tcPr>
+          <w:p>
+            <w:pPr>
+              <w:spacing w:after="40"/>
+              <w:jc w:val="center"/>
+            </w:pPr>
+            <w:r>
+              <w:rPr>
+                <w:rFonts w:ascii="宋体" w:hAnsi="宋体" w:eastAsia="宋体"/>
+                <w:sz w:val="17"/>
+              </w:rPr>
+              <w:t>[TBD]</w:t>
+            </w:r>
+          </w:p>
+        </w:tc>
+        <w:tc>
+          <w:tcPr>
+            <w:tcW w:type="dxa" w:w="1904"/>
+            <w:vAlign w:val="center"/>
+            <w:tcBorders>
+              <w:top w:val="single" w:sz="4" w:color="D9D9D9"/>
+              <w:left w:val="single" w:sz="4" w:color="D9D9D9"/>
+              <w:bottom w:val="single" w:sz="4" w:color="D9D9D9"/>
+              <w:right w:val="single" w:sz="4" w:color="D9D9D9"/>
+              <w:insideH w:val="single" w:sz="4" w:color="D9D9D9"/>
+              <w:insideV w:val="single" w:sz="4" w:color="D9D9D9"/>
+            </w:tcBorders>
+          </w:tcPr>
+          <w:p>
+            <w:pPr>
+              <w:spacing w:after="40"/>
+              <w:jc w:val="center"/>
+            </w:pPr>
+            <w:r>
+              <w:rPr>
+                <w:rFonts w:ascii="宋体" w:hAnsi="宋体" w:eastAsia="宋体"/>
+                <w:sz w:val="17"/>
+              </w:rPr>
+              <w:t>[TBD]</w:t>
+            </w:r>
+          </w:p>
+        </w:tc>
+        <w:tc>
+          <w:tcPr>
+            <w:tcW w:type="dxa" w:w="1904"/>
+            <w:vAlign w:val="center"/>
+            <w:tcBorders>
+              <w:top w:val="single" w:sz="4" w:color="D9D9D9"/>
+              <w:left w:val="single" w:sz="4" w:color="D9D9D9"/>
+              <w:bottom w:val="single" w:sz="4" w:color="D9D9D9"/>
+              <w:right w:val="single" w:sz="4" w:color="D9D9D9"/>
+              <w:insideH w:val="single" w:sz="4" w:color="D9D9D9"/>
+              <w:insideV w:val="single" w:sz="4" w:color="D9D9D9"/>
+            </w:tcBorders>
+          </w:tcPr>
+          <w:p>
+            <w:pPr>
+              <w:spacing w:after="40"/>
+              <w:jc w:val="center"/>
+            </w:pPr>
+            <w:r>
+              <w:rPr>
+                <w:rFonts w:ascii="宋体" w:hAnsi="宋体" w:eastAsia="宋体"/>
+                <w:sz w:val="17"/>
+              </w:rPr>
+              <w:t>[TBD]</w:t>
+            </w:r>
+          </w:p>
+        </w:tc>
+        <w:tc>
+          <w:tcPr>
+            <w:tcW w:type="dxa" w:w="1904"/>
+            <w:vAlign w:val="center"/>
+            <w:tcBorders>
+              <w:top w:val="single" w:sz="4" w:color="D9D9D9"/>
+              <w:left w:val="single" w:sz="4" w:color="D9D9D9"/>
+              <w:bottom w:val="single" w:sz="4" w:color="D9D9D9"/>
+              <w:right w:val="single" w:sz="4" w:color="D9D9D9"/>
+              <w:insideH w:val="single" w:sz="4" w:color="D9D9D9"/>
+              <w:insideV w:val="single" w:sz="4" w:color="D9D9D9"/>
+            </w:tcBorders>
+          </w:tcPr>
+          <w:p>
+            <w:pPr>
+              <w:spacing w:after="40"/>
+              <w:jc w:val="left"/>
+            </w:pPr>
+            <w:r>
+              <w:rPr>
+                <w:rFonts w:ascii="宋体" w:hAnsi="宋体" w:eastAsia="宋体"/>
+                <w:sz w:val="17"/>
+              </w:rPr>
+              <w:t>[TBD; no claim before formal execution]</w:t>
+            </w:r>
+          </w:p>
+        </w:tc>
+      </w:tr>
+    </w:tbl>
+    <w:p>
+      <w:pPr>
+        <w:spacing w:after="60"/>
+      </w:pPr>
     </w:p>
     <w:p>
       <w:pPr>
@@ -4850,11 +6827,11 @@
     </w:p>
     <w:p>
       <w:pPr>
-        <w:pStyle w:val="Heading1"/>
-        <w:spacing w:before="240" w:after="120"/>
+        <w:pStyle w:val="Heading2"/>
+        <w:spacing w:before="180" w:after="80"/>
       </w:pPr>
       <w:r>
-        <w:t>8. Limitations</w:t>
+        <w:t>7.1 Limitations</w:t>
       </w:r>
     </w:p>
     <w:p>
@@ -4876,7 +6853,7 @@
         <w:spacing w:before="240" w:after="120"/>
       </w:pPr>
       <w:r>
-        <w:t>9. Conclusion</w:t>
+        <w:t>8. Conclusion</w:t>
       </w:r>
     </w:p>
     <w:p>
